--- a/public/downloads/dagboek-zorg-twee-weken.docx
+++ b/public/downloads/dagboek-zorg-twee-weken.docx
@@ -1973,7 +1973,7 @@
                 <w:sz w:val="20"/>
                 <w:szCs w:val="20"/>
               </w:rPr>
-              <w:t xml:space="preserve">☐ betere dag     ☐ gemiddelde dag     ☐ zware dag</w:t>
+              <w:t xml:space="preserve">☐ slechte dag     ☐ betere dag</w:t>
             </w:r>
           </w:p>
         </w:tc>
@@ -3385,7 +3385,7 @@
                 <w:sz w:val="20"/>
                 <w:szCs w:val="20"/>
               </w:rPr>
-              <w:t xml:space="preserve">☐ betere dag     ☐ gemiddelde dag     ☐ zware dag</w:t>
+              <w:t xml:space="preserve">☐ slechte dag     ☐ betere dag</w:t>
             </w:r>
           </w:p>
         </w:tc>
@@ -4797,7 +4797,7 @@
                 <w:sz w:val="20"/>
                 <w:szCs w:val="20"/>
               </w:rPr>
-              <w:t xml:space="preserve">☐ betere dag     ☐ gemiddelde dag     ☐ zware dag</w:t>
+              <w:t xml:space="preserve">☐ slechte dag     ☐ betere dag</w:t>
             </w:r>
           </w:p>
         </w:tc>
@@ -6209,7 +6209,7 @@
                 <w:sz w:val="20"/>
                 <w:szCs w:val="20"/>
               </w:rPr>
-              <w:t xml:space="preserve">☐ betere dag     ☐ gemiddelde dag     ☐ zware dag</w:t>
+              <w:t xml:space="preserve">☐ slechte dag     ☐ betere dag</w:t>
             </w:r>
           </w:p>
         </w:tc>
@@ -7621,7 +7621,7 @@
                 <w:sz w:val="20"/>
                 <w:szCs w:val="20"/>
               </w:rPr>
-              <w:t xml:space="preserve">☐ betere dag     ☐ gemiddelde dag     ☐ zware dag</w:t>
+              <w:t xml:space="preserve">☐ slechte dag     ☐ betere dag</w:t>
             </w:r>
           </w:p>
         </w:tc>
@@ -9033,7 +9033,7 @@
                 <w:sz w:val="20"/>
                 <w:szCs w:val="20"/>
               </w:rPr>
-              <w:t xml:space="preserve">☐ betere dag     ☐ gemiddelde dag     ☐ zware dag</w:t>
+              <w:t xml:space="preserve">☐ slechte dag     ☐ betere dag</w:t>
             </w:r>
           </w:p>
         </w:tc>
@@ -10445,7 +10445,7 @@
                 <w:sz w:val="20"/>
                 <w:szCs w:val="20"/>
               </w:rPr>
-              <w:t xml:space="preserve">☐ betere dag     ☐ gemiddelde dag     ☐ zware dag</w:t>
+              <w:t xml:space="preserve">☐ slechte dag     ☐ betere dag</w:t>
             </w:r>
           </w:p>
         </w:tc>
@@ -11857,7 +11857,7 @@
                 <w:sz w:val="20"/>
                 <w:szCs w:val="20"/>
               </w:rPr>
-              <w:t xml:space="preserve">☐ betere dag     ☐ gemiddelde dag     ☐ zware dag</w:t>
+              <w:t xml:space="preserve">☐ slechte dag     ☐ betere dag</w:t>
             </w:r>
           </w:p>
         </w:tc>
@@ -13269,7 +13269,7 @@
                 <w:sz w:val="20"/>
                 <w:szCs w:val="20"/>
               </w:rPr>
-              <w:t xml:space="preserve">☐ betere dag     ☐ gemiddelde dag     ☐ zware dag</w:t>
+              <w:t xml:space="preserve">☐ slechte dag     ☐ betere dag</w:t>
             </w:r>
           </w:p>
         </w:tc>
@@ -14681,7 +14681,7 @@
                 <w:sz w:val="20"/>
                 <w:szCs w:val="20"/>
               </w:rPr>
-              <w:t xml:space="preserve">☐ betere dag     ☐ gemiddelde dag     ☐ zware dag</w:t>
+              <w:t xml:space="preserve">☐ slechte dag     ☐ betere dag</w:t>
             </w:r>
           </w:p>
         </w:tc>
@@ -16093,7 +16093,7 @@
                 <w:sz w:val="20"/>
                 <w:szCs w:val="20"/>
               </w:rPr>
-              <w:t xml:space="preserve">☐ betere dag     ☐ gemiddelde dag     ☐ zware dag</w:t>
+              <w:t xml:space="preserve">☐ slechte dag     ☐ betere dag</w:t>
             </w:r>
           </w:p>
         </w:tc>
@@ -17505,7 +17505,7 @@
                 <w:sz w:val="20"/>
                 <w:szCs w:val="20"/>
               </w:rPr>
-              <w:t xml:space="preserve">☐ betere dag     ☐ gemiddelde dag     ☐ zware dag</w:t>
+              <w:t xml:space="preserve">☐ slechte dag     ☐ betere dag</w:t>
             </w:r>
           </w:p>
         </w:tc>
@@ -18917,7 +18917,7 @@
                 <w:sz w:val="20"/>
                 <w:szCs w:val="20"/>
               </w:rPr>
-              <w:t xml:space="preserve">☐ betere dag     ☐ gemiddelde dag     ☐ zware dag</w:t>
+              <w:t xml:space="preserve">☐ slechte dag     ☐ betere dag</w:t>
             </w:r>
           </w:p>
         </w:tc>
@@ -20329,7 +20329,7 @@
                 <w:sz w:val="20"/>
                 <w:szCs w:val="20"/>
               </w:rPr>
-              <w:t xml:space="preserve">☐ betere dag     ☐ gemiddelde dag     ☐ zware dag</w:t>
+              <w:t xml:space="preserve">☐ slechte dag     ☐ betere dag</w:t>
             </w:r>
           </w:p>
         </w:tc>
@@ -22294,7 +22294,7 @@
                 <w:sz w:val="20"/>
                 <w:szCs w:val="20"/>
               </w:rPr>
-              <w:t xml:space="preserve">Hoeveel zware dagen waren er?</w:t>
+              <w:t xml:space="preserve">Hoeveel slechte dagen waren er?</w:t>
             </w:r>
           </w:p>
         </w:tc>
